--- a/testakten/insolvenz-asset-deal-chaincortex-ai-berlin/01_mandatsannahme-insolvenzverwalter.docx
+++ b/testakten/insolvenz-asset-deal-chaincortex-ai-berlin/01_mandatsannahme-insolvenzverwalter.docx
@@ -3,14 +3,52 @@
 <w:document xmlns:wpc="http://schemas.microsoft.com/office/word/2010/wordprocessingCanvas" xmlns:mo="http://schemas.microsoft.com/office/mac/office/2008/main" xmlns:mc="http://schemas.openxmlformats.org/markup-compatibility/2006" xmlns:mv="urn:schemas-microsoft-com:mac:vml" xmlns:o="urn:schemas-microsoft-com:office:office" xmlns:r="http://schemas.openxmlformats.org/officeDocument/2006/relationships" xmlns:m="http://schemas.openxmlformats.org/officeDocument/2006/math" xmlns:v="urn:schemas-microsoft-com:vml" xmlns:wp14="http://schemas.microsoft.com/office/word/2010/wordprocessingDrawing" xmlns:wp="http://schemas.openxmlformats.org/drawingml/2006/wordprocessingDrawing" xmlns:w10="urn:schemas-microsoft-com:office:word" xmlns:w="http://schemas.openxmlformats.org/wordprocessingml/2006/main" xmlns:w14="http://schemas.microsoft.com/office/word/2010/wordml" xmlns:wpg="http://schemas.microsoft.com/office/word/2010/wordprocessingGroup" xmlns:wpi="http://schemas.microsoft.com/office/word/2010/wordprocessingInk" xmlns:wne="http://schemas.microsoft.com/office/word/2006/wordml" xmlns:wps="http://schemas.microsoft.com/office/word/2010/wordprocessingShape" mc:Ignorable="w14 wp14">
   <w:body>
     <w:p>
+      <w:r>
+        <w:rPr>
+          <w:b/>
+          <w:color w:val="1F3C54"/>
+          <w:sz w:val="25"/>
+        </w:rPr>
+        <w:t>Vorberg + Steinhausen Rechtsanwälte mbB</w:t>
+      </w:r>
+    </w:p>
+    <w:p>
+      <w:pPr>
+        <w:spacing w:after="160"/>
+      </w:pPr>
+      <w:r>
+        <w:t>Kurfürstendamm 213, 10719 Berlin · Telefon 030 91 20 77-0</w:t>
+      </w:r>
+    </w:p>
+    <w:p>
+      <w:r>
+        <w:rPr>
+          <w:color w:val="555555"/>
+          <w:sz w:val="18"/>
+        </w:rPr>
+        <w:t>Bearbeiter: Dr. Konrad Vorberg · AG Charlottenburg 36 IN 1342/26 · Datum: 02. April 2026</w:t>
+      </w:r>
+    </w:p>
+    <w:p/>
+    <w:p>
       <w:pPr>
         <w:pStyle w:val="Heading1"/>
       </w:pPr>
       <w:r>
+        <w:t>Mandatsannahme, Bestellung und Konfliktprüfung</w:t>
+      </w:r>
+    </w:p>
+    <w:p>
+      <w:r>
         <w:rPr>
-          <w:rFonts w:ascii="Times New Roman" w:hAnsi="Times New Roman"/>
+          <w:b/>
         </w:rPr>
-        <w:t>01 — Mandatsannahme Insolvenzverwalter / Konfliktprüfung</w:t>
+        <w:t>Betreff: ChainCortex AI GmbH, Eröffnung des Insolvenzverfahrens und Übernahme der Verwaltertätigkeit.</w:t>
+      </w:r>
+    </w:p>
+    <w:p>
+      <w:r>
+        <w:t>Mit Beschluss des Amtsgerichts Charlottenburg vom 01. April 2026 wurde Rechtsanwalt Dr. Konrad Vorberg zum Insolvenzverwalter über das Vermögen der ChainCortex AI GmbH bestellt. Der Beschluss ist am 01. April 2026 um 09:18 Uhr elektronisch eingegangen.</w:t>
       </w:r>
     </w:p>
     <w:p>
@@ -18,24 +56,12 @@
         <w:pStyle w:val="Heading2"/>
       </w:pPr>
       <w:r>
-        <w:rPr>
-          <w:rFonts w:ascii="Times New Roman" w:hAnsi="Times New Roman"/>
-        </w:rPr>
-        <w:t>Sachverhalt der Bestellung</w:t>
+        <w:t>Erste Maßnahmen</w:t>
       </w:r>
     </w:p>
     <w:p>
-      <w:pPr>
-        <w:jc w:val="left"/>
-      </w:pPr>
       <w:r>
-        <w:t xml:space="preserve">Mit Beschluss des AG Charlottenburg vom 01.04.2026 (Az. 36 IN 1342/26) wurde Herr Rechtsanwalt Dr. Konrad Vorberg, Vorberg + Steinhausen Rechtsanwälte mbB, zum Insolvenzverwalter über das Vermögen der ChainCortex AI GmbH (Schuldnerin) bestellt. Die Bestellungsurkunde liegt vor (siehe </w:t>
-      </w:r>
-      <w:r>
-        <w:t>02_…</w:t>
-      </w:r>
-      <w:r>
-        <w:t>).</w:t>
+        <w:t>Die Kanzlei hat die Kontensicherung veranlasst, die Geschäftsführung zur Herausgabe der Datenraumzugänge aufgefordert und die Arbeitnehmerliste mit Stand 31. März 2026 angefordert. Parallel wurde geprüft, ob laufende Kundenverträge kurzfristig fortgeführt oder geordnet übertragen werden können.</w:t>
       </w:r>
     </w:p>
     <w:p>
@@ -43,350 +69,12 @@
         <w:pStyle w:val="Heading2"/>
       </w:pPr>
       <w:r>
-        <w:rPr>
-          <w:rFonts w:ascii="Times New Roman" w:hAnsi="Times New Roman"/>
-        </w:rPr>
-        <w:t>Konflikt- und Unabhängigkeitsprüfung</w:t>
+        <w:t>Konfliktprüfung</w:t>
       </w:r>
     </w:p>
-    <w:tbl>
-      <w:tblPr>
-        <w:tblStyle w:val="TableGrid"/>
-        <w:tblW w:type="auto" w:w="0"/>
-        <w:tblLook w:firstColumn="1" w:firstRow="1" w:lastColumn="0" w:lastRow="0" w:noHBand="0" w:noVBand="1" w:val="04A0"/>
-      </w:tblPr>
-      <w:tblGrid>
-        <w:gridCol w:w="3024"/>
-        <w:gridCol w:w="3024"/>
-        <w:gridCol w:w="3024"/>
-      </w:tblGrid>
-      <w:tr>
-        <w:tc>
-          <w:tcPr>
-            <w:tcW w:type="dxa" w:w="3024"/>
-          </w:tcPr>
-          <w:p>
-            <w:r>
-              <w:rPr>
-                <w:rFonts w:ascii="Times New Roman" w:hAnsi="Times New Roman"/>
-                <w:b/>
-                <w:sz w:val="20"/>
-              </w:rPr>
-              <w:t>Prüfpunkt</w:t>
-            </w:r>
-          </w:p>
-        </w:tc>
-        <w:tc>
-          <w:tcPr>
-            <w:tcW w:type="dxa" w:w="3024"/>
-          </w:tcPr>
-          <w:p>
-            <w:r>
-              <w:rPr>
-                <w:rFonts w:ascii="Times New Roman" w:hAnsi="Times New Roman"/>
-                <w:b/>
-                <w:sz w:val="20"/>
-              </w:rPr>
-              <w:t>Ergebnis</w:t>
-            </w:r>
-          </w:p>
-        </w:tc>
-        <w:tc>
-          <w:tcPr>
-            <w:tcW w:type="dxa" w:w="3024"/>
-          </w:tcPr>
-          <w:p>
-            <w:r>
-              <w:rPr>
-                <w:rFonts w:ascii="Times New Roman" w:hAnsi="Times New Roman"/>
-                <w:b/>
-                <w:sz w:val="20"/>
-              </w:rPr>
-              <w:t>Beleg</w:t>
-            </w:r>
-          </w:p>
-        </w:tc>
-      </w:tr>
-      <w:tr>
-        <w:tc>
-          <w:tcPr>
-            <w:tcW w:type="dxa" w:w="3024"/>
-          </w:tcPr>
-          <w:p>
-            <w:r>
-              <w:rPr>
-                <w:rFonts w:ascii="Times New Roman" w:hAnsi="Times New Roman"/>
-                <w:sz w:val="20"/>
-              </w:rPr>
-              <w:t>Eigene Anteile / Mandate Schuldnerin</w:t>
-            </w:r>
-          </w:p>
-        </w:tc>
-        <w:tc>
-          <w:tcPr>
-            <w:tcW w:type="dxa" w:w="3024"/>
-          </w:tcPr>
-          <w:p>
-            <w:r>
-              <w:rPr>
-                <w:rFonts w:ascii="Times New Roman" w:hAnsi="Times New Roman"/>
-                <w:sz w:val="20"/>
-              </w:rPr>
-              <w:t>keine</w:t>
-            </w:r>
-          </w:p>
-        </w:tc>
-        <w:tc>
-          <w:tcPr>
-            <w:tcW w:type="dxa" w:w="3024"/>
-          </w:tcPr>
-          <w:p>
-            <w:r>
-              <w:rPr>
-                <w:rFonts w:ascii="Times New Roman" w:hAnsi="Times New Roman"/>
-                <w:sz w:val="20"/>
-              </w:rPr>
-              <w:t>Kanzleidatenbank-Auszug 02.04.2026</w:t>
-            </w:r>
-          </w:p>
-        </w:tc>
-      </w:tr>
-      <w:tr>
-        <w:tc>
-          <w:tcPr>
-            <w:tcW w:type="dxa" w:w="3024"/>
-          </w:tcPr>
-          <w:p>
-            <w:r>
-              <w:rPr>
-                <w:rFonts w:ascii="Times New Roman" w:hAnsi="Times New Roman"/>
-                <w:sz w:val="20"/>
-              </w:rPr>
-              <w:t>Mandate Hauptgläubiger Berliner Mittelstandsbank AG</w:t>
-            </w:r>
-          </w:p>
-        </w:tc>
-        <w:tc>
-          <w:tcPr>
-            <w:tcW w:type="dxa" w:w="3024"/>
-          </w:tcPr>
-          <w:p>
-            <w:r>
-              <w:rPr>
-                <w:rFonts w:ascii="Times New Roman" w:hAnsi="Times New Roman"/>
-                <w:sz w:val="20"/>
-              </w:rPr>
-              <w:t>nein (letztes Mandat 2018 abgeschlossen, kein Bezug)</w:t>
-            </w:r>
-          </w:p>
-        </w:tc>
-        <w:tc>
-          <w:tcPr>
-            <w:tcW w:type="dxa" w:w="3024"/>
-          </w:tcPr>
-          <w:p>
-            <w:r>
-              <w:rPr>
-                <w:rFonts w:ascii="Times New Roman" w:hAnsi="Times New Roman"/>
-                <w:sz w:val="20"/>
-              </w:rPr>
-              <w:t>Kanzleidatenbank</w:t>
-            </w:r>
-          </w:p>
-        </w:tc>
-      </w:tr>
-      <w:tr>
-        <w:tc>
-          <w:tcPr>
-            <w:tcW w:type="dxa" w:w="3024"/>
-          </w:tcPr>
-          <w:p>
-            <w:r>
-              <w:rPr>
-                <w:rFonts w:ascii="Times New Roman" w:hAnsi="Times New Roman"/>
-                <w:sz w:val="20"/>
-              </w:rPr>
-              <w:t>Mandate Käufer-Newco Voracis Ventures GmbH</w:t>
-            </w:r>
-          </w:p>
-        </w:tc>
-        <w:tc>
-          <w:tcPr>
-            <w:tcW w:type="dxa" w:w="3024"/>
-          </w:tcPr>
-          <w:p>
-            <w:r>
-              <w:rPr>
-                <w:rFonts w:ascii="Times New Roman" w:hAnsi="Times New Roman"/>
-                <w:sz w:val="20"/>
-              </w:rPr>
-              <w:t>nein (Newco gegründet 02.05.2026 — nach Bestellung)</w:t>
-            </w:r>
-          </w:p>
-        </w:tc>
-        <w:tc>
-          <w:tcPr>
-            <w:tcW w:type="dxa" w:w="3024"/>
-          </w:tcPr>
-          <w:p>
-            <w:r>
-              <w:rPr>
-                <w:rFonts w:ascii="Times New Roman" w:hAnsi="Times New Roman"/>
-                <w:sz w:val="20"/>
-              </w:rPr>
-              <w:t>Handelsregister-Auszug</w:t>
-            </w:r>
-          </w:p>
-        </w:tc>
-      </w:tr>
-      <w:tr>
-        <w:tc>
-          <w:tcPr>
-            <w:tcW w:type="dxa" w:w="3024"/>
-          </w:tcPr>
-          <w:p>
-            <w:r>
-              <w:rPr>
-                <w:rFonts w:ascii="Times New Roman" w:hAnsi="Times New Roman"/>
-                <w:sz w:val="20"/>
-              </w:rPr>
-              <w:t>Mandate Genmar Holding GmbH (Käufer-Mutter)</w:t>
-            </w:r>
-          </w:p>
-        </w:tc>
-        <w:tc>
-          <w:tcPr>
-            <w:tcW w:type="dxa" w:w="3024"/>
-          </w:tcPr>
-          <w:p>
-            <w:r>
-              <w:rPr>
-                <w:rFonts w:ascii="Times New Roman" w:hAnsi="Times New Roman"/>
-                <w:sz w:val="20"/>
-              </w:rPr>
-              <w:t>nein</w:t>
-            </w:r>
-          </w:p>
-        </w:tc>
-        <w:tc>
-          <w:tcPr>
-            <w:tcW w:type="dxa" w:w="3024"/>
-          </w:tcPr>
-          <w:p>
-            <w:r>
-              <w:rPr>
-                <w:rFonts w:ascii="Times New Roman" w:hAnsi="Times New Roman"/>
-                <w:sz w:val="20"/>
-              </w:rPr>
-              <w:t>Kanzleidatenbank</w:t>
-            </w:r>
-          </w:p>
-        </w:tc>
-      </w:tr>
-      <w:tr>
-        <w:tc>
-          <w:tcPr>
-            <w:tcW w:type="dxa" w:w="3024"/>
-          </w:tcPr>
-          <w:p>
-            <w:r>
-              <w:rPr>
-                <w:rFonts w:ascii="Times New Roman" w:hAnsi="Times New Roman"/>
-                <w:sz w:val="20"/>
-              </w:rPr>
-              <w:t>Persönliche Beziehung GF Knoebel-Brandeis / GF Hennings</w:t>
-            </w:r>
-          </w:p>
-        </w:tc>
-        <w:tc>
-          <w:tcPr>
-            <w:tcW w:type="dxa" w:w="3024"/>
-          </w:tcPr>
-          <w:p>
-            <w:r>
-              <w:rPr>
-                <w:rFonts w:ascii="Times New Roman" w:hAnsi="Times New Roman"/>
-                <w:sz w:val="20"/>
-              </w:rPr>
-              <w:t>nein</w:t>
-            </w:r>
-          </w:p>
-        </w:tc>
-        <w:tc>
-          <w:tcPr>
-            <w:tcW w:type="dxa" w:w="3024"/>
-          </w:tcPr>
-          <w:p>
-            <w:r>
-              <w:rPr>
-                <w:rFonts w:ascii="Times New Roman" w:hAnsi="Times New Roman"/>
-                <w:sz w:val="20"/>
-              </w:rPr>
-              <w:t>Kanzleidatenbank, Anhörung 03.04.2026</w:t>
-            </w:r>
-          </w:p>
-        </w:tc>
-      </w:tr>
-      <w:tr>
-        <w:tc>
-          <w:tcPr>
-            <w:tcW w:type="dxa" w:w="3024"/>
-          </w:tcPr>
-          <w:p>
-            <w:r>
-              <w:rPr>
-                <w:rFonts w:ascii="Times New Roman" w:hAnsi="Times New Roman"/>
-                <w:sz w:val="20"/>
-              </w:rPr>
-              <w:t>Vorbefassung beratend</w:t>
-            </w:r>
-          </w:p>
-        </w:tc>
-        <w:tc>
-          <w:tcPr>
-            <w:tcW w:type="dxa" w:w="3024"/>
-          </w:tcPr>
-          <w:p>
-            <w:r>
-              <w:rPr>
-                <w:rFonts w:ascii="Times New Roman" w:hAnsi="Times New Roman"/>
-                <w:sz w:val="20"/>
-              </w:rPr>
-              <w:t>nein, kein Beratungsmandat vor Insolvenzeintritt</w:t>
-            </w:r>
-          </w:p>
-        </w:tc>
-        <w:tc>
-          <w:tcPr>
-            <w:tcW w:type="dxa" w:w="3024"/>
-          </w:tcPr>
-          <w:p>
-            <w:r>
-              <w:rPr>
-                <w:rFonts w:ascii="Times New Roman" w:hAnsi="Times New Roman"/>
-                <w:sz w:val="20"/>
-              </w:rPr>
-              <w:t>Kanzleidatenbank</w:t>
-            </w:r>
-          </w:p>
-        </w:tc>
-      </w:tr>
-    </w:tbl>
     <w:p>
-      <w:pPr>
-        <w:jc w:val="left"/>
-      </w:pPr>
       <w:r>
-        <w:t xml:space="preserve">Der Verwalter ist gemäß § 56 I InsO </w:t>
-      </w:r>
-      <w:r>
-        <w:rPr>
-          <w:b/>
-        </w:rPr>
-        <w:t>unabhängig</w:t>
-      </w:r>
-      <w:r>
-        <w:t>; eine Vorbefassung wäre nicht ausschlussbegründend, fehlt aber ohnehin.</w:t>
+        <w:t>Eine frühere Beratung der Schuldnerin besteht nicht. Zu Voracis Ventures GmbH liegt eine einmalige gesellschaftsrechtliche Anfrage aus 2023 vor, die nicht angenommen wurde. Ein mandatsrelevanter Konflikt ist nach Aktenlage nicht ersichtlich.</w:t>
       </w:r>
     </w:p>
     <w:p>
@@ -394,529 +82,42 @@
         <w:pStyle w:val="Heading2"/>
       </w:pPr>
       <w:r>
-        <w:rPr>
-          <w:rFonts w:ascii="Times New Roman" w:hAnsi="Times New Roman"/>
-        </w:rPr>
-        <w:t>Versicherung / Berufshaftpflicht</w:t>
-      </w:r>
-    </w:p>
-    <w:tbl>
-      <w:tblPr>
-        <w:tblStyle w:val="TableGrid"/>
-        <w:tblW w:type="auto" w:w="0"/>
-        <w:tblLook w:firstColumn="1" w:firstRow="1" w:lastColumn="0" w:lastRow="0" w:noHBand="0" w:noVBand="1" w:val="04A0"/>
-      </w:tblPr>
-      <w:tblGrid>
-        <w:gridCol w:w="4536"/>
-        <w:gridCol w:w="4536"/>
-      </w:tblGrid>
-      <w:tr>
-        <w:tc>
-          <w:tcPr>
-            <w:tcW w:type="dxa" w:w="4536"/>
-          </w:tcPr>
-          <w:p>
-            <w:r>
-              <w:rPr>
-                <w:rFonts w:ascii="Times New Roman" w:hAnsi="Times New Roman"/>
-                <w:b/>
-                <w:sz w:val="20"/>
-              </w:rPr>
-              <w:t>Punkt</w:t>
-            </w:r>
-          </w:p>
-        </w:tc>
-        <w:tc>
-          <w:tcPr>
-            <w:tcW w:type="dxa" w:w="4536"/>
-          </w:tcPr>
-          <w:p>
-            <w:r>
-              <w:rPr>
-                <w:rFonts w:ascii="Times New Roman" w:hAnsi="Times New Roman"/>
-                <w:b/>
-                <w:sz w:val="20"/>
-              </w:rPr>
-              <w:t>Inhalt</w:t>
-            </w:r>
-          </w:p>
-        </w:tc>
-      </w:tr>
-      <w:tr>
-        <w:tc>
-          <w:tcPr>
-            <w:tcW w:type="dxa" w:w="4536"/>
-          </w:tcPr>
-          <w:p>
-            <w:r>
-              <w:rPr>
-                <w:rFonts w:ascii="Times New Roman" w:hAnsi="Times New Roman"/>
-                <w:sz w:val="20"/>
-              </w:rPr>
-              <w:t>Berufshaftpflicht</w:t>
-            </w:r>
-          </w:p>
-        </w:tc>
-        <w:tc>
-          <w:tcPr>
-            <w:tcW w:type="dxa" w:w="4536"/>
-          </w:tcPr>
-          <w:p>
-            <w:r>
-              <w:rPr>
-                <w:rFonts w:ascii="Times New Roman" w:hAnsi="Times New Roman"/>
-                <w:sz w:val="20"/>
-              </w:rPr>
-              <w:t>Allianz GbHV-Police Nr. 2024/AVR-12455, Deckungssumme 20 Mio. EUR pro Fall</w:t>
-            </w:r>
-          </w:p>
-        </w:tc>
-      </w:tr>
-      <w:tr>
-        <w:tc>
-          <w:tcPr>
-            <w:tcW w:type="dxa" w:w="4536"/>
-          </w:tcPr>
-          <w:p>
-            <w:r>
-              <w:rPr>
-                <w:rFonts w:ascii="Times New Roman" w:hAnsi="Times New Roman"/>
-                <w:sz w:val="20"/>
-              </w:rPr>
-              <w:t>Insolvenzverwalter-Sondervermögenshaftung</w:t>
-            </w:r>
-          </w:p>
-        </w:tc>
-        <w:tc>
-          <w:tcPr>
-            <w:tcW w:type="dxa" w:w="4536"/>
-          </w:tcPr>
-          <w:p>
-            <w:r>
-              <w:rPr>
-                <w:rFonts w:ascii="Times New Roman" w:hAnsi="Times New Roman"/>
-                <w:sz w:val="20"/>
-              </w:rPr>
-              <w:t>Deckung Wittfeld &amp; Bruckhof Versicherungsmakler — Vermögensschadens-Haftpflicht 5 Mio. EUR (gesondert für Verwaltertätigkeit)</w:t>
-            </w:r>
-          </w:p>
-        </w:tc>
-      </w:tr>
-      <w:tr>
-        <w:tc>
-          <w:tcPr>
-            <w:tcW w:type="dxa" w:w="4536"/>
-          </w:tcPr>
-          <w:p>
-            <w:r>
-              <w:rPr>
-                <w:rFonts w:ascii="Times New Roman" w:hAnsi="Times New Roman"/>
-                <w:sz w:val="20"/>
-              </w:rPr>
-              <w:t>§ 60 InsO Eigenhaftung</w:t>
-            </w:r>
-          </w:p>
-        </w:tc>
-        <w:tc>
-          <w:tcPr>
-            <w:tcW w:type="dxa" w:w="4536"/>
-          </w:tcPr>
-          <w:p>
-            <w:r>
-              <w:rPr>
-                <w:rFonts w:ascii="Times New Roman" w:hAnsi="Times New Roman"/>
-                <w:sz w:val="20"/>
-              </w:rPr>
-              <w:t>mit oben benannten Policen erfasst (vorsätzliche Pflichtverletzungen ausgeschlossen)</w:t>
-            </w:r>
-          </w:p>
-        </w:tc>
-      </w:tr>
-    </w:tbl>
-    <w:p>
-      <w:pPr>
-        <w:pStyle w:val="Heading2"/>
-      </w:pPr>
-      <w:r>
-        <w:rPr>
-          <w:rFonts w:ascii="Times New Roman" w:hAnsi="Times New Roman"/>
-        </w:rPr>
-        <w:t>Aufgabenfelder für die Sachbearbeitung</w:t>
-      </w:r>
-    </w:p>
-    <w:tbl>
-      <w:tblPr>
-        <w:tblStyle w:val="TableGrid"/>
-        <w:tblW w:type="auto" w:w="0"/>
-        <w:tblLook w:firstColumn="1" w:firstRow="1" w:lastColumn="0" w:lastRow="0" w:noHBand="0" w:noVBand="1" w:val="04A0"/>
-      </w:tblPr>
-      <w:tblGrid>
-        <w:gridCol w:w="3024"/>
-        <w:gridCol w:w="3024"/>
-        <w:gridCol w:w="3024"/>
-      </w:tblGrid>
-      <w:tr>
-        <w:tc>
-          <w:tcPr>
-            <w:tcW w:type="dxa" w:w="3024"/>
-          </w:tcPr>
-          <w:p>
-            <w:r>
-              <w:rPr>
-                <w:rFonts w:ascii="Times New Roman" w:hAnsi="Times New Roman"/>
-                <w:b/>
-                <w:sz w:val="20"/>
-              </w:rPr>
-              <w:t>Workstream</w:t>
-            </w:r>
-          </w:p>
-        </w:tc>
-        <w:tc>
-          <w:tcPr>
-            <w:tcW w:type="dxa" w:w="3024"/>
-          </w:tcPr>
-          <w:p>
-            <w:r>
-              <w:rPr>
-                <w:rFonts w:ascii="Times New Roman" w:hAnsi="Times New Roman"/>
-                <w:b/>
-                <w:sz w:val="20"/>
-              </w:rPr>
-              <w:t>Verantwortlich Kanzlei</w:t>
-            </w:r>
-          </w:p>
-        </w:tc>
-        <w:tc>
-          <w:tcPr>
-            <w:tcW w:type="dxa" w:w="3024"/>
-          </w:tcPr>
-          <w:p>
-            <w:r>
-              <w:rPr>
-                <w:rFonts w:ascii="Times New Roman" w:hAnsi="Times New Roman"/>
-                <w:b/>
-                <w:sz w:val="20"/>
-              </w:rPr>
-              <w:t>Beleg</w:t>
-            </w:r>
-          </w:p>
-        </w:tc>
-      </w:tr>
-      <w:tr>
-        <w:tc>
-          <w:tcPr>
-            <w:tcW w:type="dxa" w:w="3024"/>
-          </w:tcPr>
-          <w:p>
-            <w:r>
-              <w:rPr>
-                <w:rFonts w:ascii="Times New Roman" w:hAnsi="Times New Roman"/>
-                <w:sz w:val="20"/>
-              </w:rPr>
-              <w:t>Allgemeine Verfahrensführung</w:t>
-            </w:r>
-          </w:p>
-        </w:tc>
-        <w:tc>
-          <w:tcPr>
-            <w:tcW w:type="dxa" w:w="3024"/>
-          </w:tcPr>
-          <w:p>
-            <w:r>
-              <w:rPr>
-                <w:rFonts w:ascii="Times New Roman" w:hAnsi="Times New Roman"/>
-                <w:sz w:val="20"/>
-              </w:rPr>
-              <w:t>RA Dr. Vorberg</w:t>
-            </w:r>
-          </w:p>
-        </w:tc>
-        <w:tc>
-          <w:tcPr>
-            <w:tcW w:type="dxa" w:w="3024"/>
-          </w:tcPr>
-          <w:p>
-            <w:r>
-              <w:rPr>
-                <w:rFonts w:ascii="Times New Roman" w:hAnsi="Times New Roman"/>
-                <w:sz w:val="20"/>
-              </w:rPr>
-              <w:t>—</w:t>
-            </w:r>
-          </w:p>
-        </w:tc>
-      </w:tr>
-      <w:tr>
-        <w:tc>
-          <w:tcPr>
-            <w:tcW w:type="dxa" w:w="3024"/>
-          </w:tcPr>
-          <w:p>
-            <w:r>
-              <w:rPr>
-                <w:rFonts w:ascii="Times New Roman" w:hAnsi="Times New Roman"/>
-                <w:sz w:val="20"/>
-              </w:rPr>
-              <w:t>Sachverhaltsaufnahme / Buchhaltung</w:t>
-            </w:r>
-          </w:p>
-        </w:tc>
-        <w:tc>
-          <w:tcPr>
-            <w:tcW w:type="dxa" w:w="3024"/>
-          </w:tcPr>
-          <w:p>
-            <w:r>
-              <w:rPr>
-                <w:rFonts w:ascii="Times New Roman" w:hAnsi="Times New Roman"/>
-                <w:sz w:val="20"/>
-              </w:rPr>
-              <w:t>RA Mathis Reuter + Sachverständiger Wirtschaftsprüfer Edzard Quintbeck (WP Quintbeck Berlin)</w:t>
-            </w:r>
-          </w:p>
-        </w:tc>
-        <w:tc>
-          <w:tcPr>
-            <w:tcW w:type="dxa" w:w="3024"/>
-          </w:tcPr>
-          <w:p/>
-        </w:tc>
-      </w:tr>
-      <w:tr>
-        <w:tc>
-          <w:tcPr>
-            <w:tcW w:type="dxa" w:w="3024"/>
-          </w:tcPr>
-          <w:p>
-            <w:r>
-              <w:rPr>
-                <w:rFonts w:ascii="Times New Roman" w:hAnsi="Times New Roman"/>
-                <w:sz w:val="20"/>
-              </w:rPr>
-              <w:t>Asset-Deal-Strukturierung</w:t>
-            </w:r>
-          </w:p>
-        </w:tc>
-        <w:tc>
-          <w:tcPr>
-            <w:tcW w:type="dxa" w:w="3024"/>
-          </w:tcPr>
-          <w:p>
-            <w:r>
-              <w:rPr>
-                <w:rFonts w:ascii="Times New Roman" w:hAnsi="Times New Roman"/>
-                <w:sz w:val="20"/>
-              </w:rPr>
-              <w:t>RA Dr. Vorberg + RAin Beate Lottberg (Corporate)</w:t>
-            </w:r>
-          </w:p>
-        </w:tc>
-        <w:tc>
-          <w:tcPr>
-            <w:tcW w:type="dxa" w:w="3024"/>
-          </w:tcPr>
-          <w:p/>
-        </w:tc>
-      </w:tr>
-      <w:tr>
-        <w:tc>
-          <w:tcPr>
-            <w:tcW w:type="dxa" w:w="3024"/>
-          </w:tcPr>
-          <w:p>
-            <w:r>
-              <w:rPr>
-                <w:rFonts w:ascii="Times New Roman" w:hAnsi="Times New Roman"/>
-                <w:sz w:val="20"/>
-              </w:rPr>
-              <w:t>Arbeitsrechtliche Schiene (§ 613a BGB)</w:t>
-            </w:r>
-          </w:p>
-        </w:tc>
-        <w:tc>
-          <w:tcPr>
-            <w:tcW w:type="dxa" w:w="3024"/>
-          </w:tcPr>
-          <w:p>
-            <w:r>
-              <w:rPr>
-                <w:rFonts w:ascii="Times New Roman" w:hAnsi="Times New Roman"/>
-                <w:sz w:val="20"/>
-              </w:rPr>
-              <w:t>RA Mathis Reuter + Fachanwältin Arbeitsrecht RAin Cornelie Eppenstedt</w:t>
-            </w:r>
-          </w:p>
-        </w:tc>
-        <w:tc>
-          <w:tcPr>
-            <w:tcW w:type="dxa" w:w="3024"/>
-          </w:tcPr>
-          <w:p/>
-        </w:tc>
-      </w:tr>
-      <w:tr>
-        <w:tc>
-          <w:tcPr>
-            <w:tcW w:type="dxa" w:w="3024"/>
-          </w:tcPr>
-          <w:p>
-            <w:r>
-              <w:rPr>
-                <w:rFonts w:ascii="Times New Roman" w:hAnsi="Times New Roman"/>
-                <w:sz w:val="20"/>
-              </w:rPr>
-              <w:t>DSGVO-Schiene Kundendaten</w:t>
-            </w:r>
-          </w:p>
-        </w:tc>
-        <w:tc>
-          <w:tcPr>
-            <w:tcW w:type="dxa" w:w="3024"/>
-          </w:tcPr>
-          <w:p>
-            <w:r>
-              <w:rPr>
-                <w:rFonts w:ascii="Times New Roman" w:hAnsi="Times New Roman"/>
-                <w:sz w:val="20"/>
-              </w:rPr>
-              <w:t>RAin Beate Lottberg + extern Datenschutzbeauftragter Voracis: Dr. Heiko Manderscheid</w:t>
-            </w:r>
-          </w:p>
-        </w:tc>
-        <w:tc>
-          <w:tcPr>
-            <w:tcW w:type="dxa" w:w="3024"/>
-          </w:tcPr>
-          <w:p/>
-        </w:tc>
-      </w:tr>
-      <w:tr>
-        <w:tc>
-          <w:tcPr>
-            <w:tcW w:type="dxa" w:w="3024"/>
-          </w:tcPr>
-          <w:p>
-            <w:r>
-              <w:rPr>
-                <w:rFonts w:ascii="Times New Roman" w:hAnsi="Times New Roman"/>
-                <w:sz w:val="20"/>
-              </w:rPr>
-              <w:t>IP / Marken-Umschreibung</w:t>
-            </w:r>
-          </w:p>
-        </w:tc>
-        <w:tc>
-          <w:tcPr>
-            <w:tcW w:type="dxa" w:w="3024"/>
-          </w:tcPr>
-          <w:p>
-            <w:r>
-              <w:rPr>
-                <w:rFonts w:ascii="Times New Roman" w:hAnsi="Times New Roman"/>
-                <w:sz w:val="20"/>
-              </w:rPr>
-              <w:t>RAin Beate Lottberg</w:t>
-            </w:r>
-          </w:p>
-        </w:tc>
-        <w:tc>
-          <w:tcPr>
-            <w:tcW w:type="dxa" w:w="3024"/>
-          </w:tcPr>
-          <w:p/>
-        </w:tc>
-      </w:tr>
-    </w:tbl>
-    <w:p>
-      <w:pPr>
-        <w:pStyle w:val="Heading2"/>
-      </w:pPr>
-      <w:r>
-        <w:rPr>
-          <w:rFonts w:ascii="Times New Roman" w:hAnsi="Times New Roman"/>
-        </w:rPr>
-        <w:t>Vergütung des Verwalters</w:t>
+        <w:t>Verwertungsziel</w:t>
       </w:r>
     </w:p>
     <w:p>
-      <w:pPr>
-        <w:jc w:val="left"/>
-      </w:pPr>
       <w:r>
-        <w:t xml:space="preserve">Vergütung nach </w:t>
-      </w:r>
-      <w:r>
-        <w:rPr>
-          <w:b/>
-        </w:rPr>
-        <w:t>InsVV</w:t>
-      </w:r>
-      <w:r>
-        <w:t xml:space="preserve"> (Insolvenzrechtliche Vergütungsverordnung). Im Asset-Deal-Erlös sind Massekosten und Verwaltervergütung gemäß §§ 54, 55, 1 InsVV zu berücksichtigen; Verteilungsmasse berechnet sich nach § 1 II InsVV (auf Grundlage der Berechnungsmasse einschließlich Asset-Verwertungserlös abzüglich Massekosten).</w:t>
-      </w:r>
-    </w:p>
-    <w:p>
-      <w:pPr>
-        <w:pStyle w:val="Heading2"/>
-      </w:pPr>
-      <w:r>
-        <w:rPr>
-          <w:rFonts w:ascii="Times New Roman" w:hAnsi="Times New Roman"/>
-        </w:rPr>
-        <w:t>Mitteilung an Gericht</w:t>
-      </w:r>
-    </w:p>
-    <w:p>
-      <w:pPr>
-        <w:jc w:val="left"/>
-      </w:pPr>
-      <w:r>
-        <w:t>Aufnahme der Mandatsbestätigung an das AG Charlottenburg per beA am 02.04.2026 (Eingangsbestätigung 03.04.2026, 09:14 Uhr).</w:t>
-      </w:r>
-    </w:p>
-    <w:p>
-      <w:pPr>
-        <w:pStyle w:val="Heading2"/>
-      </w:pPr>
-      <w:r>
-        <w:rPr>
-          <w:rFonts w:ascii="Times New Roman" w:hAnsi="Times New Roman"/>
-        </w:rPr>
-        <w:t>Bestätigung</w:t>
-      </w:r>
-    </w:p>
-    <w:p>
-      <w:pPr>
-        <w:jc w:val="left"/>
-      </w:pPr>
-      <w:r>
-        <w:t>Berlin, den 02.04.2026</w:t>
-      </w:r>
-    </w:p>
-    <w:p>
-      <w:pPr>
-        <w:jc w:val="left"/>
-      </w:pPr>
-      <w:r>
-        <w:t>RA Dr. Konrad Vorberg (Verwalter)</w:t>
-      </w:r>
-    </w:p>
-    <w:p>
-      <w:pPr>
-        <w:jc w:val="left"/>
-      </w:pPr>
-      <w:r>
-        <w:t>RA Mathis Reuter (Sachbearbeiter)</w:t>
+        <w:t>Nach erster Sichtung spricht viel für eine übertragende Sanierung, weil Quellcode, Kundenstamm und Beschäftigte nur im Verbund werthaltig sind. Eine Einzelverwertung der Software würde erhebliche Datenschutz-, Rechteketten- und Wartungsrisiken auslösen.</w:t>
       </w:r>
     </w:p>
     <w:sectPr>
-      <w:pgSz w:w="11906" w:h="16838"/>
-      <w:pgMar w:top="1417" w:right="1417" w:bottom="1417" w:left="1417" w:header="720" w:footer="720" w:gutter="0"/>
+      <w:footerReference w:type="default" r:id="rId9"/>
+      <w:pgSz w:w="12240" w:h="15840"/>
+      <w:pgMar w:top="1134" w:right="1247" w:bottom="1020" w:left="1247" w:header="720" w:footer="720" w:gutter="0"/>
       <w:cols w:space="720"/>
       <w:docGrid w:linePitch="360"/>
     </w:sectPr>
   </w:body>
 </w:document>
+</file>
+
+<file path=word/footer1.xml><?xml version="1.0" encoding="utf-8"?>
+<w:ftr xmlns:m="http://schemas.openxmlformats.org/officeDocument/2006/math" xmlns:mc="http://schemas.openxmlformats.org/markup-compatibility/2006" xmlns:mo="http://schemas.microsoft.com/office/mac/office/2008/main" xmlns:mv="urn:schemas-microsoft-com:mac:vml" xmlns:o="urn:schemas-microsoft-com:office:office" xmlns:r="http://schemas.openxmlformats.org/officeDocument/2006/relationships" xmlns:v="urn:schemas-microsoft-com:vml" xmlns:w10="urn:schemas-microsoft-com:office:word" xmlns:w14="http://schemas.microsoft.com/office/word/2010/wordml" xmlns:w="http://schemas.openxmlformats.org/wordprocessingml/2006/main" xmlns:wne="http://schemas.microsoft.com/office/word/2006/wordml" xmlns:wp14="http://schemas.microsoft.com/office/word/2010/wordprocessingDrawing" xmlns:wp="http://schemas.openxmlformats.org/drawingml/2006/wordprocessingDrawing" xmlns:wpc="http://schemas.microsoft.com/office/word/2010/wordprocessingCanvas" xmlns:wpg="http://schemas.microsoft.com/office/word/2010/wordprocessingGroup" xmlns:wpi="http://schemas.microsoft.com/office/word/2010/wordprocessingInk" xmlns:wps="http://schemas.microsoft.com/office/word/2010/wordprocessingShape" mc:Ignorable="w14 wp14">
+  <w:p>
+    <w:pPr>
+      <w:pStyle w:val="Footer"/>
+      <w:jc w:val="center"/>
+    </w:pPr>
+    <w:r>
+      <w:rPr>
+        <w:rFonts w:ascii="Arial" w:hAnsi="Arial"/>
+        <w:color w:val="646464"/>
+        <w:sz w:val="16"/>
+      </w:rPr>
+      <w:t>Mandatsannahme Insolvenzverwaltung ChainCortex</w:t>
+    </w:r>
+  </w:p>
+</w:ftr>
 </file>
 
 <file path=word/numbering.xml><?xml version="1.0" encoding="utf-8"?>
@@ -1282,9 +483,12 @@
     <w:name w:val="Normal"/>
     <w:qFormat/>
     <w:rsid w:val="00FC693F"/>
+    <w:pPr>
+      <w:spacing w:after="100" w:line="259" w:lineRule="auto"/>
+    </w:pPr>
     <w:rPr>
-      <w:rFonts w:ascii="Times New Roman" w:hAnsi="Times New Roman"/>
-      <w:sz w:val="22"/>
+      <w:rFonts w:ascii="Arial" w:hAnsi="Arial" w:eastAsia="Arial"/>
+      <w:sz w:val="21"/>
     </w:rPr>
   </w:style>
   <w:style w:type="paragraph" w:styleId="Header">
@@ -1346,10 +550,11 @@
       <w:outlineLvl w:val="0"/>
     </w:pPr>
     <w:rPr>
-      <w:rFonts w:asciiTheme="majorHAnsi" w:eastAsiaTheme="majorEastAsia" w:hAnsiTheme="majorHAnsi" w:cstheme="majorBidi" w:ascii="Times New Roman" w:hAnsi="Times New Roman"/>
+      <w:rFonts w:asciiTheme="majorHAnsi" w:eastAsiaTheme="majorEastAsia" w:hAnsiTheme="majorHAnsi" w:cstheme="majorBidi" w:ascii="Arial" w:hAnsi="Arial" w:eastAsia="Arial"/>
       <w:b/>
       <w:bCs/>
-      <w:sz w:val="28"/>
+      <w:color w:val="1F3C54"/>
+      <w:sz w:val="30"/>
       <w:szCs w:val="28"/>
     </w:rPr>
   </w:style>
@@ -1369,9 +574,10 @@
       <w:outlineLvl w:val="1"/>
     </w:pPr>
     <w:rPr>
-      <w:rFonts w:asciiTheme="majorHAnsi" w:eastAsiaTheme="majorEastAsia" w:hAnsiTheme="majorHAnsi" w:cstheme="majorBidi" w:ascii="Times New Roman" w:hAnsi="Times New Roman"/>
+      <w:rFonts w:asciiTheme="majorHAnsi" w:eastAsiaTheme="majorEastAsia" w:hAnsiTheme="majorHAnsi" w:cstheme="majorBidi" w:ascii="Arial" w:hAnsi="Arial" w:eastAsia="Arial"/>
       <w:b/>
       <w:bCs/>
+      <w:color w:val="1F3C54"/>
       <w:sz w:val="24"/>
       <w:szCs w:val="26"/>
     </w:rPr>
@@ -1392,10 +598,10 @@
       <w:outlineLvl w:val="2"/>
     </w:pPr>
     <w:rPr>
-      <w:rFonts w:asciiTheme="majorHAnsi" w:eastAsiaTheme="majorEastAsia" w:hAnsiTheme="majorHAnsi" w:cstheme="majorBidi" w:ascii="Times New Roman" w:hAnsi="Times New Roman"/>
+      <w:rFonts w:asciiTheme="majorHAnsi" w:eastAsiaTheme="majorEastAsia" w:hAnsiTheme="majorHAnsi" w:cstheme="majorBidi"/>
       <w:b/>
       <w:bCs/>
-      <w:sz w:val="22"/>
+      <w:color w:val="4F81BD" w:themeColor="accent1"/>
     </w:rPr>
   </w:style>
   <w:style w:type="paragraph" w:styleId="Heading4">

--- a/testakten/insolvenz-asset-deal-chaincortex-ai-berlin/01_mandatsannahme-insolvenzverwalter.docx
+++ b/testakten/insolvenz-asset-deal-chaincortex-ai-berlin/01_mandatsannahme-insolvenzverwalter.docx
@@ -3,42 +3,70 @@
 <w:document xmlns:wpc="http://schemas.microsoft.com/office/word/2010/wordprocessingCanvas" xmlns:mo="http://schemas.microsoft.com/office/mac/office/2008/main" xmlns:mc="http://schemas.openxmlformats.org/markup-compatibility/2006" xmlns:mv="urn:schemas-microsoft-com:mac:vml" xmlns:o="urn:schemas-microsoft-com:office:office" xmlns:r="http://schemas.openxmlformats.org/officeDocument/2006/relationships" xmlns:m="http://schemas.openxmlformats.org/officeDocument/2006/math" xmlns:v="urn:schemas-microsoft-com:vml" xmlns:wp14="http://schemas.microsoft.com/office/word/2010/wordprocessingDrawing" xmlns:wp="http://schemas.openxmlformats.org/drawingml/2006/wordprocessingDrawing" xmlns:w10="urn:schemas-microsoft-com:office:word" xmlns:w="http://schemas.openxmlformats.org/wordprocessingml/2006/main" xmlns:w14="http://schemas.microsoft.com/office/word/2010/wordml" xmlns:wpg="http://schemas.microsoft.com/office/word/2010/wordprocessingGroup" xmlns:wpi="http://schemas.microsoft.com/office/word/2010/wordprocessingInk" xmlns:wne="http://schemas.microsoft.com/office/word/2006/wordml" xmlns:wps="http://schemas.microsoft.com/office/word/2010/wordprocessingShape" mc:Ignorable="w14 wp14">
   <w:body>
     <w:p>
+      <w:pPr>
+        <w:spacing w:after="160" w:line="259" w:lineRule="auto"/>
+      </w:pPr>
       <w:r>
         <w:rPr>
+          <w:rFonts w:ascii="Times New Roman" w:hAnsi="Times New Roman"/>
           <w:b/>
           <w:color w:val="1F3C54"/>
-          <w:sz w:val="25"/>
+          <w:sz w:val="28"/>
         </w:rPr>
         <w:t>Vorberg + Steinhausen Rechtsanwälte mbB</w:t>
       </w:r>
     </w:p>
     <w:p>
       <w:pPr>
-        <w:spacing w:after="160"/>
+        <w:spacing w:after="60" w:before="120" w:line="259" w:lineRule="auto"/>
       </w:pPr>
       <w:r>
+        <w:rPr>
+          <w:rFonts w:ascii="Times New Roman" w:hAnsi="Times New Roman"/>
+          <w:b/>
+          <w:sz w:val="22"/>
+        </w:rPr>
         <w:t>Kurfürstendamm 213, 10719 Berlin · Telefon 030 91 20 77-0</w:t>
       </w:r>
     </w:p>
     <w:p>
+      <w:pPr>
+        <w:spacing w:line="259" w:lineRule="auto" w:after="60"/>
+      </w:pPr>
       <w:r>
         <w:rPr>
+          <w:rFonts w:ascii="Times New Roman" w:hAnsi="Times New Roman"/>
+          <w:b w:val="0"/>
+          <w:i w:val="0"/>
           <w:color w:val="555555"/>
-          <w:sz w:val="18"/>
+          <w:sz w:val="22"/>
         </w:rPr>
         <w:t>Bearbeiter: Dr. Konrad Vorberg · AG Charlottenburg 36 IN 1342/26 · Datum: 02. April 2026</w:t>
       </w:r>
     </w:p>
-    <w:p/>
+    <w:p>
+      <w:pPr>
+        <w:spacing w:line="259" w:lineRule="auto" w:after="60"/>
+      </w:pPr>
+    </w:p>
     <w:p>
       <w:pPr>
         <w:pStyle w:val="Heading1"/>
+        <w:spacing w:before="120" w:after="60" w:line="259" w:lineRule="auto"/>
       </w:pPr>
       <w:r>
+        <w:rPr>
+          <w:rFonts w:ascii="Times New Roman" w:hAnsi="Times New Roman"/>
+          <w:b/>
+          <w:sz w:val="22"/>
+        </w:rPr>
         <w:t>Mandatsannahme, Bestellung und Konfliktprüfung</w:t>
       </w:r>
     </w:p>
     <w:p>
+      <w:pPr>
+        <w:spacing w:line="259" w:lineRule="auto" w:after="60"/>
+      </w:pPr>
       <w:r>
         <w:rPr>
           <w:b/>
@@ -47,6 +75,9 @@
       </w:r>
     </w:p>
     <w:p>
+      <w:pPr>
+        <w:spacing w:line="259" w:lineRule="auto" w:after="60"/>
+      </w:pPr>
       <w:r>
         <w:t>Mit Beschluss des Amtsgerichts Charlottenburg vom 01. April 2026 wurde Rechtsanwalt Dr. Konrad Vorberg zum Insolvenzverwalter über das Vermögen der ChainCortex AI GmbH bestellt. Der Beschluss ist am 01. April 2026 um 09:18 Uhr elektronisch eingegangen.</w:t>
       </w:r>
@@ -54,12 +85,21 @@
     <w:p>
       <w:pPr>
         <w:pStyle w:val="Heading2"/>
+        <w:spacing w:before="120" w:after="60" w:line="259" w:lineRule="auto"/>
       </w:pPr>
       <w:r>
+        <w:rPr>
+          <w:rFonts w:ascii="Times New Roman" w:hAnsi="Times New Roman"/>
+          <w:b/>
+          <w:sz w:val="22"/>
+        </w:rPr>
         <w:t>Erste Maßnahmen</w:t>
       </w:r>
     </w:p>
     <w:p>
+      <w:pPr>
+        <w:spacing w:line="259" w:lineRule="auto" w:after="60"/>
+      </w:pPr>
       <w:r>
         <w:t>Die Kanzlei hat die Kontensicherung veranlasst, die Geschäftsführung zur Herausgabe der Datenraumzugänge aufgefordert und die Arbeitnehmerliste mit Stand 31. März 2026 angefordert. Parallel wurde geprüft, ob laufende Kundenverträge kurzfristig fortgeführt oder geordnet übertragen werden können.</w:t>
       </w:r>
@@ -67,12 +107,16 @@
     <w:p>
       <w:pPr>
         <w:pStyle w:val="Heading2"/>
+        <w:spacing w:line="259" w:lineRule="auto" w:after="60"/>
       </w:pPr>
       <w:r>
         <w:t>Konfliktprüfung</w:t>
       </w:r>
     </w:p>
     <w:p>
+      <w:pPr>
+        <w:spacing w:line="259" w:lineRule="auto" w:after="60"/>
+      </w:pPr>
       <w:r>
         <w:t>Eine frühere Beratung der Schuldnerin besteht nicht. Zu Voracis Ventures GmbH liegt eine einmalige gesellschaftsrechtliche Anfrage aus 2023 vor, die nicht angenommen wurde. Ein mandatsrelevanter Konflikt ist nach Aktenlage nicht ersichtlich.</w:t>
       </w:r>
@@ -80,20 +124,25 @@
     <w:p>
       <w:pPr>
         <w:pStyle w:val="Heading2"/>
+        <w:spacing w:line="259" w:lineRule="auto" w:after="60"/>
       </w:pPr>
       <w:r>
         <w:t>Verwertungsziel</w:t>
       </w:r>
     </w:p>
     <w:p>
+      <w:pPr>
+        <w:spacing w:line="259" w:lineRule="auto" w:after="60"/>
+      </w:pPr>
       <w:r>
         <w:t>Nach erster Sichtung spricht viel für eine übertragende Sanierung, weil Quellcode, Kundenstamm und Beschäftigte nur im Verbund werthaltig sind. Eine Einzelverwertung der Software würde erhebliche Datenschutz-, Rechteketten- und Wartungsrisiken auslösen.</w:t>
       </w:r>
     </w:p>
     <w:sectPr>
       <w:footerReference w:type="default" r:id="rId9"/>
+      <w:headerReference w:type="default" r:id="rId10"/>
       <w:pgSz w:w="12240" w:h="15840"/>
-      <w:pgMar w:top="1134" w:right="1247" w:bottom="1020" w:left="1247" w:header="720" w:footer="720" w:gutter="0"/>
+      <w:pgMar w:top="1191" w:right="1247" w:bottom="1134" w:left="1361" w:header="720" w:footer="720" w:gutter="0"/>
       <w:cols w:space="720"/>
       <w:docGrid w:linePitch="360"/>
     </w:sectPr>
@@ -118,6 +167,28 @@
     </w:r>
   </w:p>
 </w:ftr>
+</file>
+
+<file path=word/header1.xml><?xml version="1.0" encoding="utf-8"?>
+<w:hdr xmlns:m="http://schemas.openxmlformats.org/officeDocument/2006/math" xmlns:mc="http://schemas.openxmlformats.org/markup-compatibility/2006" xmlns:mo="http://schemas.microsoft.com/office/mac/office/2008/main" xmlns:mv="urn:schemas-microsoft-com:mac:vml" xmlns:o="urn:schemas-microsoft-com:office:office" xmlns:r="http://schemas.openxmlformats.org/officeDocument/2006/relationships" xmlns:v="urn:schemas-microsoft-com:vml" xmlns:w10="urn:schemas-microsoft-com:office:word" xmlns:w14="http://schemas.microsoft.com/office/word/2010/wordml" xmlns:w="http://schemas.openxmlformats.org/wordprocessingml/2006/main" xmlns:wne="http://schemas.microsoft.com/office/word/2006/wordml" xmlns:wp14="http://schemas.microsoft.com/office/word/2010/wordprocessingDrawing" xmlns:wp="http://schemas.openxmlformats.org/drawingml/2006/wordprocessingDrawing" xmlns:wpc="http://schemas.microsoft.com/office/word/2010/wordprocessingCanvas" xmlns:wpg="http://schemas.microsoft.com/office/word/2010/wordprocessingGroup" xmlns:wpi="http://schemas.microsoft.com/office/word/2010/wordprocessingInk" xmlns:wps="http://schemas.microsoft.com/office/word/2010/wordprocessingShape" mc:Ignorable="w14 wp14">
+  <w:p>
+    <w:pPr>
+      <w:pStyle w:val="Header"/>
+      <w:jc w:val="left"/>
+    </w:pPr>
+    <w:r/>
+    <w:r>
+      <w:rPr>
+        <w:rFonts w:ascii="Times New Roman" w:hAnsi="Times New Roman"/>
+        <w:b w:val="0"/>
+        <w:i w:val="0"/>
+        <w:color w:val="666666"/>
+        <w:sz w:val="17"/>
+      </w:rPr>
+      <w:t>Lindenhof und Partner mbB | Insolvenz- und Restrukturierungsakte | Bearbeitungsstand Juli 2026</w:t>
+    </w:r>
+  </w:p>
+</w:hdr>
 </file>
 
 <file path=word/numbering.xml><?xml version="1.0" encoding="utf-8"?>
@@ -487,8 +558,8 @@
       <w:spacing w:after="100" w:line="259" w:lineRule="auto"/>
     </w:pPr>
     <w:rPr>
-      <w:rFonts w:ascii="Arial" w:hAnsi="Arial" w:eastAsia="Arial"/>
-      <w:sz w:val="21"/>
+      <w:rFonts w:ascii="Times New Roman" w:hAnsi="Times New Roman" w:eastAsia="Arial"/>
+      <w:sz w:val="22"/>
     </w:rPr>
   </w:style>
   <w:style w:type="paragraph" w:styleId="Header">
@@ -550,11 +621,11 @@
       <w:outlineLvl w:val="0"/>
     </w:pPr>
     <w:rPr>
-      <w:rFonts w:asciiTheme="majorHAnsi" w:eastAsiaTheme="majorEastAsia" w:hAnsiTheme="majorHAnsi" w:cstheme="majorBidi" w:ascii="Arial" w:hAnsi="Arial" w:eastAsia="Arial"/>
+      <w:rFonts w:asciiTheme="majorHAnsi" w:eastAsiaTheme="majorEastAsia" w:hAnsiTheme="majorHAnsi" w:cstheme="majorBidi" w:ascii="Times New Roman" w:hAnsi="Times New Roman" w:eastAsia="Arial"/>
       <w:b/>
       <w:bCs/>
       <w:color w:val="1F3C54"/>
-      <w:sz w:val="30"/>
+      <w:sz w:val="28"/>
       <w:szCs w:val="28"/>
     </w:rPr>
   </w:style>
@@ -574,7 +645,7 @@
       <w:outlineLvl w:val="1"/>
     </w:pPr>
     <w:rPr>
-      <w:rFonts w:asciiTheme="majorHAnsi" w:eastAsiaTheme="majorEastAsia" w:hAnsiTheme="majorHAnsi" w:cstheme="majorBidi" w:ascii="Arial" w:hAnsi="Arial" w:eastAsia="Arial"/>
+      <w:rFonts w:asciiTheme="majorHAnsi" w:eastAsiaTheme="majorEastAsia" w:hAnsiTheme="majorHAnsi" w:cstheme="majorBidi" w:ascii="Times New Roman" w:hAnsi="Times New Roman" w:eastAsia="Arial"/>
       <w:b/>
       <w:bCs/>
       <w:color w:val="1F3C54"/>
@@ -839,11 +910,12 @@
       <w:contextualSpacing/>
     </w:pPr>
     <w:rPr>
-      <w:rFonts w:asciiTheme="majorHAnsi" w:eastAsiaTheme="majorEastAsia" w:hAnsiTheme="majorHAnsi" w:cstheme="majorBidi"/>
+      <w:rFonts w:asciiTheme="majorHAnsi" w:eastAsiaTheme="majorEastAsia" w:hAnsiTheme="majorHAnsi" w:cstheme="majorBidi" w:ascii="Times New Roman" w:hAnsi="Times New Roman"/>
+      <w:b/>
       <w:color w:val="17365D" w:themeColor="text2" w:themeShade="BF"/>
       <w:spacing w:val="5"/>
       <w:kern w:val="28"/>
-      <w:sz w:val="52"/>
+      <w:sz w:val="30"/>
       <w:szCs w:val="52"/>
     </w:rPr>
   </w:style>
